--- a/docs/procedures/FIN-PAY-PROC-01_Payroll_Processing_Procedure.docx
+++ b/docs/procedures/FIN-PAY-PROC-01_Payroll_Processing_Procedure.docx
@@ -683,7 +683,7 @@
         <w:rPr>
           <w:rFonts w:ascii="Arial" w:cs="Arial" w:eastAsia="Arial" w:hAnsi="Arial"/>
         </w:rPr>
-        <w:t xml:space="preserve">Its goal is to make sure every employee is paid for the hours, overtime, and paid time off that were actually approved, every contractor is paid the right salary and commission, and the Controller sees the whole payroll before it is released.</w:t>
+        <w:t xml:space="preserve">Its goal is to make sure every employee is paid for the hours, overtime, and paid time off that were actually approved, every contractor is paid the right salary and commission, and the Controller sees the W-2 payroll before it is released.</w:t>
       </w:r>
     </w:p>
     <w:p>
@@ -775,7 +775,7 @@
         <w:rPr>
           <w:rFonts w:ascii="Arial" w:cs="Arial" w:eastAsia="Arial" w:hAnsi="Arial"/>
         </w:rPr>
-        <w:t xml:space="preserve">It covers reviewing timesheets, entering HR-approved overtime, confirming paid time off (PTO), collecting and reviewing contractor commissions, confirming the HR contractor sheet, preparing salaries and fees, and the Controller review one day before the payroll deadline.</w:t>
+        <w:t xml:space="preserve">It covers reviewing timesheets, entering HR-approved overtime, confirming paid time off (PTO), collecting and reviewing contractor commissions, confirming the HR contractor sheet, paying salaries and fees, and the Controller review of the W-2 payroll one day before the payroll deadline.</w:t>
       </w:r>
     </w:p>
     <w:p>
@@ -1554,7 +1554,7 @@
                 <w:sz w:val="22"/>
                 <w:szCs w:val="22"/>
               </w:rPr>
-              <w:t xml:space="preserve">The Finance Controller's review of the prepared payroll, submitted one day before the payroll deadline.</w:t>
+              <w:t xml:space="preserve">The Finance Controller's review of the prepared W-2 payroll, submitted one day before the payroll deadline.</w:t>
             </w:r>
           </w:p>
         </w:tc>
@@ -1783,7 +1783,7 @@
                 <w:sz w:val="22"/>
                 <w:szCs w:val="22"/>
               </w:rPr>
-              <w:t xml:space="preserve">Reviews timesheets for the pay period; enters approved overtime sheets from HR; makes sure all PTO was put in; collects and reviews contractor commissions; confirms HR has updated the contractor sheet; prepares the respective salaries and fees; submits the payroll for Controller review one day before the deadline.</w:t>
+              <w:t xml:space="preserve">Reviews timesheets for the pay period; enters approved overtime sheets from HR; makes sure all PTO was put in; collects and reviews contractor commissions; confirms HR has updated the contractor sheet; pays the respective salaries and fees; submits the W-2 payroll for Controller review one day before the deadline.</w:t>
             </w:r>
           </w:p>
         </w:tc>
@@ -1905,7 +1905,7 @@
                 <w:sz w:val="22"/>
                 <w:szCs w:val="22"/>
               </w:rPr>
-              <w:t xml:space="preserve">Reviews every payroll one day before the deadline, approves it or returns it for correction, and owns this procedure.</w:t>
+              <w:t xml:space="preserve">Reviews every W-2 payroll one day before the deadline, approves it or returns it for correction, and owns this procedure.</w:t>
             </w:r>
           </w:p>
         </w:tc>
@@ -2002,7 +2002,7 @@
         <w:rPr>
           <w:rFonts w:ascii="Arial" w:cs="Arial" w:eastAsia="Arial" w:hAnsi="Arial"/>
         </w:rPr>
-        <w:t xml:space="preserve">Payroll runs on the firm's pay-period calendar. W-2 payroll and contractor payments are prepared separately and both go to the Controller for review before anything is released. The full cycle is shown in Annex A - Payroll Processing Workflow.</w:t>
+        <w:t xml:space="preserve">Payroll runs on the firm's pay-period calendar. W-2 payroll and contractor payments are prepared separately. The W-2 payroll goes to the Controller for review before it is released; contractor payments are made by Finance once the HR sheet and commissions are confirmed. The full cycle is shown in Annex A - Payroll Processing Workflow.</w:t>
       </w:r>
     </w:p>
     <w:p>
@@ -2329,7 +2329,7 @@
         <w:rPr>
           <w:rFonts w:ascii="Arial" w:cs="Arial" w:eastAsia="Arial" w:hAnsi="Arial"/>
         </w:rPr>
-        <w:t xml:space="preserve">Each contractor's respective salary or fee, plus reviewed commission, is prepared from the updated HR sheet.</w:t>
+        <w:t xml:space="preserve">Each contractor's respective salary or fee, plus reviewed commission, is paid from the updated HR sheet.</w:t>
       </w:r>
     </w:p>
     <w:p>
@@ -2346,7 +2346,7 @@
           <w:szCs w:val="24"/>
           <w:u w:val="single"/>
         </w:rPr>
-        <w:t xml:space="preserve">6.7 Submit for Controller review one day before the deadline.</w:t>
+        <w:t xml:space="preserve">6.7 Submit the W-2 payroll for Controller review one day before the deadline.</w:t>
       </w:r>
     </w:p>
     <w:p>
@@ -2371,7 +2371,7 @@
         <w:rPr>
           <w:rFonts w:ascii="Arial" w:cs="Arial" w:eastAsia="Arial" w:hAnsi="Arial"/>
         </w:rPr>
-        <w:t xml:space="preserve">The prepared W-2 payroll and contractor payments are submitted to the Finance Controller for review one day before the payroll deadline.</w:t>
+        <w:t xml:space="preserve">The prepared W-2 payroll is submitted to the Finance Controller for review one day before the payroll deadline.</w:t>
       </w:r>
     </w:p>
     <w:p>
@@ -2421,7 +2421,7 @@
         <w:rPr>
           <w:rFonts w:ascii="Arial" w:cs="Arial" w:eastAsia="Arial" w:hAnsi="Arial"/>
         </w:rPr>
-        <w:t xml:space="preserve">Once the Controller approves, the payroll is processed and the contractor payments are released on schedule.</w:t>
+        <w:t xml:space="preserve">Once the Controller approves, the payroll is processed on schedule.</w:t>
       </w:r>
     </w:p>
     <w:p>
@@ -2538,32 +2538,7 @@
         <w:rPr>
           <w:rFonts w:ascii="Arial" w:cs="Arial" w:eastAsia="Arial" w:hAnsi="Arial"/>
         </w:rPr>
-        <w:t xml:space="preserve">Every payroll and every contractor payment cycle is submitted for Controller review one day before the deadline.</w:t>
-      </w:r>
-    </w:p>
-    <w:p>
-      <w:pPr>
-        <w:spacing w:line="276" w:lineRule="auto"/>
-      </w:pPr>
-      <w:r>
-        <w:rPr>
-          <w:rFonts w:ascii="Arial" w:cs="Arial" w:eastAsia="Arial" w:hAnsi="Arial"/>
-          <w:b/>
-          <w:bCs/>
-        </w:rPr>
-        <w:t xml:space="preserve">7.5</w:t>
-      </w:r>
-      <w:r>
-        <w:rPr>
-          <w:rFonts w:ascii="Arial" w:cs="Arial" w:eastAsia="Arial" w:hAnsi="Arial"/>
-        </w:rPr>
-        <w:t xml:space="preserve"> </w:t>
-      </w:r>
-      <w:r>
-        <w:rPr>
-          <w:rFonts w:ascii="Arial" w:cs="Arial" w:eastAsia="Arial" w:hAnsi="Arial"/>
-        </w:rPr>
-        <w:t xml:space="preserve">Nothing is released before the Controller approves it.</w:t>
+        <w:t xml:space="preserve">Every W-2 payroll is submitted for Controller review one day before the deadline, and is not released before the Controller approves it.</w:t>
       </w:r>
     </w:p>
     <w:p>
@@ -2680,7 +2655,7 @@
         <w:rPr>
           <w:rFonts w:ascii="Arial" w:cs="Arial" w:eastAsia="Arial" w:hAnsi="Arial"/>
         </w:rPr>
-        <w:t xml:space="preserve">The payroll as submitted to the Controller and the Controller's approval for each period.</w:t>
+        <w:t xml:space="preserve">The W-2 payroll as submitted to the Controller and the Controller's approval for each period.</w:t>
       </w:r>
     </w:p>
     <w:p>
@@ -2960,7 +2935,7 @@
                 <w:sz w:val="22"/>
                 <w:szCs w:val="22"/>
               </w:rPr>
-              <w:t xml:space="preserve">Collect and review commissions; confirm HR updated the sheet; prepare salaries and fees</w:t>
+              <w:t xml:space="preserve">Collect and review commissions; confirm HR updated the sheet; pay salaries and fees</w:t>
             </w:r>
           </w:p>
         </w:tc>
@@ -3049,7 +3024,7 @@
                 <w:sz w:val="22"/>
                 <w:szCs w:val="22"/>
               </w:rPr>
-              <w:t xml:space="preserve">Submit W-2 payroll and contractor payments for Controller review</w:t>
+              <w:t xml:space="preserve">Submit the W-2 payroll for Controller review</w:t>
             </w:r>
           </w:p>
         </w:tc>
@@ -3227,7 +3202,7 @@
                 <w:sz w:val="22"/>
                 <w:szCs w:val="22"/>
               </w:rPr>
-              <w:t xml:space="preserve">Payroll processed and contractor payments released</w:t>
+              <w:t xml:space="preserve">W-2 payroll processed</w:t>
             </w:r>
           </w:p>
         </w:tc>
@@ -3255,7 +3230,7 @@
                 <w:sz w:val="22"/>
                 <w:szCs w:val="22"/>
               </w:rPr>
-              <w:t xml:space="preserve">Everyone is paid on schedule</w:t>
+              <w:t xml:space="preserve">Employees are paid on schedule</w:t>
             </w:r>
           </w:p>
         </w:tc>
@@ -4169,7 +4144,7 @@
                 <w:sz w:val="20"/>
                 <w:szCs w:val="20"/>
               </w:rPr>
-              <w:t xml:space="preserve">Initial procedure describing the W-2 payroll preparation steps, contractor commission and payment steps, and the Controller review one day before the payroll deadline.</w:t>
+              <w:t xml:space="preserve">Initial procedure describing the W-2 payroll preparation steps with Controller review one day before the payroll deadline, and the contractor commission and payment steps.</w:t>
             </w:r>
           </w:p>
         </w:tc>
@@ -4258,7 +4233,7 @@
         <w:rPr>
           <w:rFonts w:ascii="Arial" w:cs="Arial" w:eastAsia="Arial" w:hAnsi="Arial"/>
         </w:rPr>
-        <w:t xml:space="preserve">The chart below shows the W-2 employee steps and the contractor steps described in Section 6, the Controller review that both paths pass through, and the mandatory controls in Section 7.</w:t>
+        <w:t xml:space="preserve">The chart below shows the W-2 employee steps, including the Controller review one day before the deadline, and the contractor steps described in Section 6, together with the mandatory controls in Section 7.</w:t>
       </w:r>
     </w:p>
     <w:p>
